--- a/zht/docx/062.content.docx
+++ b/zht/docx/062.content.docx
@@ -938,19 +938,7 @@
         <w:rPr>
           <w:lang w:val="zh_TW" w:bidi="zh_TW"/>
         </w:rPr>
-        <w:t>有些相信洪水覆蓋全球的學者指出，許多高山頂上都有發現海洋化石，認為洪水必定覆蓋至山巔。反對者則認為所有的山原本就來自海洋，因此山上有海洋生物的證據屬，於合理現象。人們對洪水覆蓋全球還是部分地方的看法，往往取決於他們的神學信念和對聖經的解釋。參見</w:t>
-      </w:r>
-      <w:r>
-        <w:rPr>
-          <w:lang w:val="zh_TW" w:bidi="zh_TW"/>
-        </w:rPr>
-        <w:t>「洪水的科學證據？」</w:t>
-      </w:r>
-      <w:r>
-        <w:rPr>
-          <w:lang w:val="zh_TW" w:bidi="zh_TW"/>
-        </w:rPr>
-        <w:t>。</w:t>
+        <w:t>有些相信洪水覆蓋全球的學者指出，許多高山頂上都有發現海洋化石，認為洪水必定覆蓋至山巔。反對者則認為所有的山原本就來自海洋，因此山上有海洋生物的證據屬，於合理現象。人們對洪水覆蓋全球還是部分地方的看法，往往取決於他們的神學信念和對聖經的解釋。參見「洪水的科學證據？」。</w:t>
       </w:r>
     </w:p>
     <w:p>
